--- a/Lnnn-Dpe/L305-Eup.docx
+++ b/Lnnn-Dpe/L305-Eup.docx
@@ -833,25 +833,7 @@
           <w:color w:val="000000"/>
           <w:lang w:eastAsia="en-GB" w:bidi="he-IL"/>
         </w:rPr>
-        <w:t xml:space="preserve">“I rejoiced much when I read your letter, and both I and all my kingdom kept a festive day in honour of your succession to the throne, after a man so good and approved by so great a God. But as to what you write to me concerning the men among our peoples here, I have sent you eighty </w:t>
-      </w:r>
-      <w:proofErr w:type="gramStart"/>
-      <w:r>
-        <w:rPr>
-          <w:rFonts w:ascii="Gentium" w:hAnsi="Gentium" w:cs="Gentium"/>
-          <w:color w:val="000000"/>
-          <w:lang w:eastAsia="en-GB" w:bidi="he-IL"/>
-        </w:rPr>
-        <w:t>thousand, and</w:t>
-      </w:r>
-      <w:proofErr w:type="gramEnd"/>
-      <w:r>
-        <w:rPr>
-          <w:rFonts w:ascii="Gentium" w:hAnsi="Gentium" w:cs="Gentium"/>
-          <w:color w:val="000000"/>
-          <w:lang w:eastAsia="en-GB" w:bidi="he-IL"/>
-        </w:rPr>
-        <w:t xml:space="preserve"> have clearly explained to you their numbers and the places from which they come: from the Sebrithitic </w:t>
+        <w:t xml:space="preserve">“I rejoiced much when I read your letter, and both I and all my kingdom kept a festive day in honour of your succession to the throne, after a man so good and approved by so great a God. But as to what you write to me concerning the men among our peoples here, I have sent you eighty thousand, and have clearly explained to you their numbers and the places from which they come: from the Sebrithitic </w:t>
       </w:r>
       <w:r>
         <w:rPr>
@@ -869,7 +851,6 @@
         </w:rPr>
         <w:t xml:space="preserve">ome ten thousand, and from the Mendesian and Sebennytic twenty thousand; from the </w:t>
       </w:r>
-      <w:proofErr w:type="spellStart"/>
       <w:r>
         <w:rPr>
           <w:rFonts w:ascii="Gentium" w:hAnsi="Gentium" w:cs="Gentium"/>
@@ -884,16 +865,7 @@
           <w:color w:val="000000"/>
           <w:lang w:eastAsia="en-GB" w:bidi="he-IL"/>
         </w:rPr>
-        <w:t>omes</w:t>
-      </w:r>
-      <w:proofErr w:type="spellEnd"/>
-      <w:r>
-        <w:rPr>
-          <w:rFonts w:ascii="Gentium" w:hAnsi="Gentium" w:cs="Gentium"/>
-          <w:color w:val="000000"/>
-          <w:lang w:eastAsia="en-GB" w:bidi="he-IL"/>
-        </w:rPr>
-        <w:t xml:space="preserve"> of Busiris Leontopolis and Athribites ten thousand each. And do carefully provide what things they require and, for the rest, that they may be in good order, and may be restored to their own country, as soon as they cease to be wanted.”</w:t>
+        <w:t>omes of Busiris Leontopolis and Athribites ten thousand each. And do carefully provide what things they require and, for the rest, that they may be in good order, and may be restored to their own country, as soon as they cease to be wanted.”</w:t>
       </w:r>
     </w:p>
     <w:p>
@@ -1905,6 +1877,1040 @@
         </w:rPr>
         <w:t>and from the time that Moses brought out the Jews from Egypt to the above-mentioned date, there are, in all, two thousand five hundred and eighty years. And from this time till the consulship in Rome of Caius Domitian and Casian, a hundred and twenty years are computed.</w:t>
       </w:r>
+    </w:p>
+    <w:p>
+      <w:pPr>
+        <w:keepNext/>
+        <w:widowControl w:val="0"/>
+        <w:shd w:val="clear" w:color="auto" w:fill="FFFFFF"/>
+        <w:spacing w:before="120"/>
+        <w:jc w:val="center"/>
+        <w:rPr>
+          <w:rFonts w:ascii="Gentium" w:hAnsi="Gentium" w:cs="Gentium"/>
+          <w:b/>
+          <w:bCs/>
+          <w:sz w:val="28"/>
+          <w:szCs w:val="28"/>
+          <w:lang w:eastAsia="en-GB" w:bidi="he-IL"/>
+        </w:rPr>
+        <w:sectPr>
+          <w:type w:val="continuous"/>
+          <w:pgSz w:w="16838" w:h="11906" w:orient="landscape"/>
+          <w:pgMar w:top="1418" w:right="1418" w:bottom="1418" w:left="1418" w:header="0" w:footer="0" w:gutter="0"/>
+          <w:cols w:space="720"/>
+          <w:formProt w:val="0"/>
+          <w:docGrid w:linePitch="360"/>
+        </w:sectPr>
+      </w:pPr>
+    </w:p>
+    <w:p>
+      <w:pPr>
+        <w:keepNext/>
+        <w:widowControl w:val="0"/>
+        <w:shd w:val="clear" w:color="auto" w:fill="FFFFFF"/>
+        <w:spacing w:before="240"/>
+        <w:jc w:val="center"/>
+        <w:rPr>
+          <w:rFonts w:ascii="Gentium" w:hAnsi="Gentium" w:cs="Gentium"/>
+          <w:b/>
+          <w:bCs/>
+          <w:sz w:val="28"/>
+          <w:szCs w:val="28"/>
+          <w:lang w:eastAsia="en-GB" w:bidi="he-IL"/>
+        </w:rPr>
+      </w:pPr>
+      <w:r>
+        <w:rPr>
+          <w:rFonts w:ascii="Gentium" w:hAnsi="Gentium" w:cs="Gentium"/>
+          <w:b/>
+          <w:bCs/>
+          <w:sz w:val="28"/>
+          <w:szCs w:val="28"/>
+          <w:lang w:eastAsia="en-GB" w:bidi="he-IL"/>
+        </w:rPr>
+        <w:t>Spurious Fragment A</w:t>
+      </w:r>
+    </w:p>
+    <w:p>
+      <w:pPr>
+        <w:keepNext/>
+        <w:widowControl w:val="0"/>
+        <w:shd w:val="clear" w:color="auto" w:fill="FFFFFF"/>
+        <w:spacing w:before="60"/>
+        <w:jc w:val="center"/>
+        <w:rPr>
+          <w:rFonts w:ascii="Gentium" w:hAnsi="Gentium" w:cs="Gentium"/>
+          <w:i/>
+          <w:iCs/>
+          <w:smallCaps/>
+          <w:sz w:val="26"/>
+          <w:szCs w:val="26"/>
+          <w:u w:val="single" w:color="00B050"/>
+        </w:rPr>
+      </w:pPr>
+      <w:r>
+        <w:rPr>
+          <w:rFonts w:ascii="Gentium" w:hAnsi="Gentium" w:cs="Gentium"/>
+          <w:i/>
+          <w:iCs/>
+          <w:smallCaps/>
+          <w:sz w:val="26"/>
+          <w:szCs w:val="26"/>
+          <w:u w:val="single" w:color="00B050"/>
+        </w:rPr>
+        <w:t xml:space="preserve">Eusebius, Praep. Evang. </w:t>
+      </w:r>
+      <w:r>
+        <w:rPr>
+          <w:rFonts w:ascii="Gentium" w:hAnsi="Gentium" w:cs="Gentium"/>
+          <w:i/>
+          <w:iCs/>
+          <w:smallCaps/>
+          <w:sz w:val="26"/>
+          <w:szCs w:val="26"/>
+          <w:u w:val="single" w:color="00B050"/>
+        </w:rPr>
+        <w:t>9.17.2–9</w:t>
+      </w:r>
+    </w:p>
+    <w:p>
+      <w:pPr>
+        <w:keepNext/>
+        <w:widowControl w:val="0"/>
+        <w:shd w:val="clear" w:color="auto" w:fill="FFFFFF"/>
+        <w:jc w:val="center"/>
+        <w:rPr>
+          <w:rFonts w:ascii="Gentium" w:hAnsi="Gentium" w:cs="Gentium"/>
+          <w:b/>
+          <w:bCs/>
+          <w:smallCaps/>
+          <w:sz w:val="28"/>
+          <w:szCs w:val="28"/>
+          <w:lang w:eastAsia="en-GB" w:bidi="he-IL"/>
+        </w:rPr>
+      </w:pPr>
+      <w:r>
+        <w:rPr>
+          <w:rFonts w:ascii="Gentium" w:hAnsi="Gentium" w:cs="Gentium"/>
+          <w:i/>
+          <w:iCs/>
+          <w:color w:val="7030A0"/>
+          <w:sz w:val="26"/>
+          <w:szCs w:val="26"/>
+          <w:u w:color="00B050"/>
+        </w:rPr>
+        <w:t>[Translation is that of E.H. Gifford, 1903.]</w:t>
+      </w:r>
+    </w:p>
+    <w:p>
+      <w:pPr>
+        <w:shd w:val="clear" w:color="auto" w:fill="FFFFFF"/>
+        <w:suppressAutoHyphens w:val="0"/>
+        <w:spacing w:before="120"/>
+        <w:jc w:val="center"/>
+        <w:rPr>
+          <w:rFonts w:ascii="Gentium" w:hAnsi="Gentium" w:cs="Gentium"/>
+          <w:smallCaps/>
+          <w:color w:val="000000"/>
+          <w:lang w:eastAsia="en-GB" w:bidi="he-IL"/>
+        </w:rPr>
+      </w:pPr>
+      <w:r>
+        <w:rPr>
+          <w:rFonts w:ascii="Gentium" w:hAnsi="Gentium" w:cs="Gentium"/>
+          <w:smallCaps/>
+          <w:color w:val="000000"/>
+          <w:lang w:eastAsia="en-GB" w:bidi="he-IL"/>
+        </w:rPr>
+        <w:t>[Eupolemus concerning Solomon]</w:t>
+      </w:r>
+    </w:p>
+    <w:p>
+      <w:pPr>
+        <w:shd w:val="clear" w:color="auto" w:fill="FFFFFF"/>
+        <w:suppressAutoHyphens w:val="0"/>
+        <w:spacing w:before="60"/>
+        <w:jc w:val="both"/>
+        <w:rPr>
+          <w:rFonts w:ascii="Gentium" w:hAnsi="Gentium" w:cs="Gentium"/>
+          <w:color w:val="000000"/>
+          <w:lang w:eastAsia="en-GB" w:bidi="he-IL"/>
+        </w:rPr>
+      </w:pPr>
+      <w:r>
+        <w:rPr>
+          <w:rFonts w:ascii="Gentium" w:hAnsi="Gentium" w:cs="Gentium"/>
+          <w:b/>
+          <w:bCs/>
+          <w:color w:val="0070C0"/>
+          <w:vertAlign w:val="superscript"/>
+          <w:lang w:eastAsia="en-GB" w:bidi="he-IL"/>
+        </w:rPr>
+        <w:t>2</w:t>
+      </w:r>
+      <w:r>
+        <w:rPr>
+          <w:rFonts w:ascii="Gentium" w:hAnsi="Gentium" w:cs="Gentium"/>
+          <w:color w:val="0070C0"/>
+          <w:lang w:eastAsia="en-GB" w:bidi="he-IL"/>
+        </w:rPr>
+        <w:t> </w:t>
+      </w:r>
+      <w:r>
+        <w:rPr>
+          <w:rFonts w:ascii="Gentium" w:hAnsi="Gentium" w:cs="Gentium"/>
+          <w:color w:val="000000"/>
+          <w:lang w:eastAsia="en-GB" w:bidi="he-IL"/>
+        </w:rPr>
+        <w:t>Eupolemus in his book</w:t>
+      </w:r>
+      <w:r>
+        <w:rPr>
+          <w:rFonts w:ascii="Gentium" w:hAnsi="Gentium" w:cs="Gentium"/>
+          <w:color w:val="000000"/>
+          <w:lang w:eastAsia="en-GB" w:bidi="he-IL"/>
+        </w:rPr>
+        <w:t>,</w:t>
+      </w:r>
+      <w:r>
+        <w:rPr>
+          <w:rFonts w:ascii="Gentium" w:hAnsi="Gentium" w:cs="Gentium"/>
+          <w:color w:val="000000"/>
+          <w:lang w:eastAsia="en-GB" w:bidi="he-IL"/>
+        </w:rPr>
+        <w:t xml:space="preserve"> Concerning the Jews of Assyria</w:t>
+      </w:r>
+      <w:r>
+        <w:rPr>
+          <w:rFonts w:ascii="Gentium" w:hAnsi="Gentium" w:cs="Gentium"/>
+          <w:color w:val="000000"/>
+          <w:lang w:eastAsia="en-GB" w:bidi="he-IL"/>
+        </w:rPr>
+        <w:t>,</w:t>
+      </w:r>
+      <w:r>
+        <w:rPr>
+          <w:rFonts w:ascii="Gentium" w:hAnsi="Gentium" w:cs="Gentium"/>
+          <w:color w:val="000000"/>
+          <w:lang w:eastAsia="en-GB" w:bidi="he-IL"/>
+        </w:rPr>
+        <w:t xml:space="preserve"> says that the city Babylon was first founded by those who escaped from the Deluge</w:t>
+      </w:r>
+      <w:r>
+        <w:rPr>
+          <w:rFonts w:ascii="Gentium" w:hAnsi="Gentium" w:cs="Gentium"/>
+          <w:color w:val="000000"/>
+          <w:lang w:eastAsia="en-GB" w:bidi="he-IL"/>
+        </w:rPr>
+        <w:t>,</w:t>
+      </w:r>
+      <w:r>
+        <w:rPr>
+          <w:rFonts w:ascii="Gentium" w:hAnsi="Gentium" w:cs="Gentium"/>
+          <w:color w:val="000000"/>
+          <w:lang w:eastAsia="en-GB" w:bidi="he-IL"/>
+        </w:rPr>
+        <w:t xml:space="preserve"> and that they were giants, and built the tower renowned in history.</w:t>
+      </w:r>
+      <w:r>
+        <w:rPr>
+          <w:rFonts w:ascii="Gentium" w:hAnsi="Gentium" w:cs="Gentium"/>
+          <w:color w:val="000000"/>
+          <w:lang w:eastAsia="en-GB" w:bidi="he-IL"/>
+        </w:rPr>
+        <w:t xml:space="preserve"> 3 </w:t>
+      </w:r>
+      <w:r>
+        <w:rPr>
+          <w:rFonts w:ascii="Gentium" w:hAnsi="Gentium" w:cs="Gentium"/>
+          <w:color w:val="000000"/>
+          <w:lang w:eastAsia="en-GB" w:bidi="he-IL"/>
+        </w:rPr>
+        <w:t>But</w:t>
+      </w:r>
+      <w:r>
+        <w:rPr>
+          <w:rFonts w:ascii="Gentium" w:hAnsi="Gentium" w:cs="Gentium"/>
+          <w:color w:val="000000"/>
+          <w:lang w:eastAsia="en-GB" w:bidi="he-IL"/>
+        </w:rPr>
+        <w:t>,</w:t>
+      </w:r>
+      <w:r>
+        <w:rPr>
+          <w:rFonts w:ascii="Gentium" w:hAnsi="Gentium" w:cs="Gentium"/>
+          <w:color w:val="000000"/>
+          <w:lang w:eastAsia="en-GB" w:bidi="he-IL"/>
+        </w:rPr>
+        <w:t xml:space="preserve"> when this had been overthrown by the act of God, the giants were dispersed over the whole earth. And</w:t>
+      </w:r>
+      <w:r>
+        <w:rPr>
+          <w:rFonts w:ascii="Gentium" w:hAnsi="Gentium" w:cs="Gentium"/>
+          <w:color w:val="000000"/>
+          <w:lang w:eastAsia="en-GB" w:bidi="he-IL"/>
+        </w:rPr>
+        <w:t>,</w:t>
+      </w:r>
+      <w:r>
+        <w:rPr>
+          <w:rFonts w:ascii="Gentium" w:hAnsi="Gentium" w:cs="Gentium"/>
+          <w:color w:val="000000"/>
+          <w:lang w:eastAsia="en-GB" w:bidi="he-IL"/>
+        </w:rPr>
+        <w:t xml:space="preserve"> in the tenth generation, he says, in Camarina a city of Babylonia, which some call the city Uria (and which is by interpretation the city of the Chaldees), in the thirteenth ge</w:t>
+      </w:r>
+      <w:r>
+        <w:rPr>
+          <w:rFonts w:ascii="Gentium" w:hAnsi="Gentium" w:cs="Gentium"/>
+          <w:color w:val="000000"/>
+          <w:lang w:eastAsia="en-GB" w:bidi="he-IL"/>
+        </w:rPr>
+        <w:t>n</w:t>
+      </w:r>
+      <w:r>
+        <w:rPr>
+          <w:rFonts w:ascii="Gentium" w:hAnsi="Gentium" w:cs="Gentium"/>
+          <w:color w:val="000000"/>
+          <w:lang w:eastAsia="en-GB" w:bidi="he-IL"/>
+        </w:rPr>
+        <w:t>eration Abraham was born, who surpassed all men in nobility and wisdom, who was also the inventor of astronomy and the Chaldaic art, and pleased God well by his zeal towards religion.</w:t>
+      </w:r>
+      <w:r>
+        <w:rPr>
+          <w:rFonts w:ascii="Gentium" w:hAnsi="Gentium" w:cs="Gentium"/>
+          <w:color w:val="000000"/>
+          <w:lang w:eastAsia="en-GB" w:bidi="he-IL"/>
+        </w:rPr>
+        <w:t xml:space="preserve"> 4 </w:t>
+      </w:r>
+      <w:r>
+        <w:rPr>
+          <w:rFonts w:ascii="Gentium" w:hAnsi="Gentium" w:cs="Gentium"/>
+          <w:color w:val="000000"/>
+          <w:lang w:eastAsia="en-GB" w:bidi="he-IL"/>
+        </w:rPr>
+        <w:t>By reason of God</w:t>
+      </w:r>
+      <w:r>
+        <w:rPr>
+          <w:rFonts w:ascii="Gentium" w:hAnsi="Gentium" w:cs="Gentium"/>
+          <w:color w:val="000000"/>
+          <w:lang w:eastAsia="en-GB" w:bidi="he-IL"/>
+        </w:rPr>
+        <w:t>’</w:t>
+      </w:r>
+      <w:r>
+        <w:rPr>
+          <w:rFonts w:ascii="Gentium" w:hAnsi="Gentium" w:cs="Gentium"/>
+          <w:color w:val="000000"/>
+          <w:lang w:eastAsia="en-GB" w:bidi="he-IL"/>
+        </w:rPr>
+        <w:t>s commands</w:t>
+      </w:r>
+      <w:r>
+        <w:rPr>
+          <w:rFonts w:ascii="Gentium" w:hAnsi="Gentium" w:cs="Gentium"/>
+          <w:color w:val="000000"/>
+          <w:lang w:eastAsia="en-GB" w:bidi="he-IL"/>
+        </w:rPr>
+        <w:t>,</w:t>
+      </w:r>
+      <w:r>
+        <w:rPr>
+          <w:rFonts w:ascii="Gentium" w:hAnsi="Gentium" w:cs="Gentium"/>
+          <w:color w:val="000000"/>
+          <w:lang w:eastAsia="en-GB" w:bidi="he-IL"/>
+        </w:rPr>
+        <w:t xml:space="preserve"> this man came and dwelt in Phoenicia and pleased their king by teaching the Phoenicians the changes of the sun and moon and all things of that kind. And</w:t>
+      </w:r>
+      <w:r>
+        <w:rPr>
+          <w:rFonts w:ascii="Gentium" w:hAnsi="Gentium" w:cs="Gentium"/>
+          <w:color w:val="000000"/>
+          <w:lang w:eastAsia="en-GB" w:bidi="he-IL"/>
+        </w:rPr>
+        <w:t>,</w:t>
+      </w:r>
+      <w:r>
+        <w:rPr>
+          <w:rFonts w:ascii="Gentium" w:hAnsi="Gentium" w:cs="Gentium"/>
+          <w:color w:val="000000"/>
+          <w:lang w:eastAsia="en-GB" w:bidi="he-IL"/>
+        </w:rPr>
+        <w:t xml:space="preserve"> afterwards</w:t>
+      </w:r>
+      <w:r>
+        <w:rPr>
+          <w:rFonts w:ascii="Gentium" w:hAnsi="Gentium" w:cs="Gentium"/>
+          <w:color w:val="000000"/>
+          <w:lang w:eastAsia="en-GB" w:bidi="he-IL"/>
+        </w:rPr>
+        <w:t>,</w:t>
+      </w:r>
+      <w:r>
+        <w:rPr>
+          <w:rFonts w:ascii="Gentium" w:hAnsi="Gentium" w:cs="Gentium"/>
+          <w:color w:val="000000"/>
+          <w:lang w:eastAsia="en-GB" w:bidi="he-IL"/>
+        </w:rPr>
+        <w:t xml:space="preserve"> the Armenians invaded the Phoenicians; and</w:t>
+      </w:r>
+      <w:r>
+        <w:rPr>
+          <w:rFonts w:ascii="Gentium" w:hAnsi="Gentium" w:cs="Gentium"/>
+          <w:color w:val="000000"/>
+          <w:lang w:eastAsia="en-GB" w:bidi="he-IL"/>
+        </w:rPr>
+        <w:t>,</w:t>
+      </w:r>
+      <w:r>
+        <w:rPr>
+          <w:rFonts w:ascii="Gentium" w:hAnsi="Gentium" w:cs="Gentium"/>
+          <w:color w:val="000000"/>
+          <w:lang w:eastAsia="en-GB" w:bidi="he-IL"/>
+        </w:rPr>
+        <w:t xml:space="preserve"> when they had been victorious and had taken his nephew prisoner, Abraham came to the rescue with his servants, and prevailed over the captors, and made prisoners of the wives and children of the enemy.</w:t>
+      </w:r>
+      <w:r>
+        <w:rPr>
+          <w:rFonts w:ascii="Gentium" w:hAnsi="Gentium" w:cs="Gentium"/>
+          <w:color w:val="000000"/>
+          <w:lang w:eastAsia="en-GB" w:bidi="he-IL"/>
+        </w:rPr>
+        <w:t xml:space="preserve"> </w:t>
+      </w:r>
+      <w:r>
+        <w:rPr>
+          <w:rFonts w:ascii="Gentium" w:hAnsi="Gentium" w:cs="Gentium"/>
+          <w:b/>
+          <w:bCs/>
+          <w:color w:val="0070C0"/>
+          <w:vertAlign w:val="superscript"/>
+          <w:lang w:eastAsia="en-GB" w:bidi="he-IL"/>
+        </w:rPr>
+        <w:t>5</w:t>
+      </w:r>
+      <w:r>
+        <w:rPr>
+          <w:rFonts w:ascii="Gentium" w:hAnsi="Gentium" w:cs="Gentium"/>
+          <w:color w:val="0070C0"/>
+          <w:lang w:eastAsia="en-GB" w:bidi="he-IL"/>
+        </w:rPr>
+        <w:t> </w:t>
+      </w:r>
+      <w:r>
+        <w:rPr>
+          <w:rFonts w:ascii="Gentium" w:hAnsi="Gentium" w:cs="Gentium"/>
+          <w:color w:val="000000"/>
+          <w:lang w:eastAsia="en-GB" w:bidi="he-IL"/>
+        </w:rPr>
+        <w:t>And</w:t>
+      </w:r>
+      <w:r>
+        <w:rPr>
+          <w:rFonts w:ascii="Gentium" w:hAnsi="Gentium" w:cs="Gentium"/>
+          <w:color w:val="000000"/>
+          <w:lang w:eastAsia="en-GB" w:bidi="he-IL"/>
+        </w:rPr>
+        <w:t>,</w:t>
+      </w:r>
+      <w:r>
+        <w:rPr>
+          <w:rFonts w:ascii="Gentium" w:hAnsi="Gentium" w:cs="Gentium"/>
+          <w:color w:val="000000"/>
+          <w:lang w:eastAsia="en-GB" w:bidi="he-IL"/>
+        </w:rPr>
+        <w:t xml:space="preserve"> when there came to him ambassadors asking that he would ransom them for money, he did not choose to trample upon the unfortunate, but on receiving food for his young men restored the booty; he was also admitted as a guest into the temple of the city called Argarizin, which </w:t>
+      </w:r>
+      <w:r>
+        <w:rPr>
+          <w:rFonts w:ascii="Gentium" w:hAnsi="Gentium" w:cs="Gentium"/>
+          <w:color w:val="000000"/>
+          <w:lang w:eastAsia="en-GB" w:bidi="he-IL"/>
+        </w:rPr>
+        <w:lastRenderedPageBreak/>
+        <w:t xml:space="preserve">being interpreted is </w:t>
+      </w:r>
+      <w:r>
+        <w:rPr>
+          <w:rFonts w:ascii="Gentium" w:hAnsi="Gentium" w:cs="Gentium"/>
+          <w:color w:val="000000"/>
+          <w:lang w:eastAsia="en-GB" w:bidi="he-IL"/>
+        </w:rPr>
+        <w:t>‘</w:t>
+      </w:r>
+      <w:r>
+        <w:rPr>
+          <w:rFonts w:ascii="Gentium" w:hAnsi="Gentium" w:cs="Gentium"/>
+          <w:color w:val="000000"/>
+          <w:lang w:eastAsia="en-GB" w:bidi="he-IL"/>
+        </w:rPr>
+        <w:t>Mount of the Most High</w:t>
+      </w:r>
+      <w:r>
+        <w:rPr>
+          <w:rFonts w:ascii="Gentium" w:hAnsi="Gentium" w:cs="Gentium"/>
+          <w:color w:val="000000"/>
+          <w:lang w:eastAsia="en-GB" w:bidi="he-IL"/>
+        </w:rPr>
+        <w:t>’</w:t>
+      </w:r>
+      <w:r>
+        <w:rPr>
+          <w:rFonts w:ascii="Gentium" w:hAnsi="Gentium" w:cs="Gentium"/>
+          <w:color w:val="000000"/>
+          <w:lang w:eastAsia="en-GB" w:bidi="he-IL"/>
+        </w:rPr>
+        <w:t>, and received gifts from Melchizedek, who was the king, and the priest of God.</w:t>
+      </w:r>
+      <w:r>
+        <w:rPr>
+          <w:rFonts w:ascii="Gentium" w:hAnsi="Gentium" w:cs="Gentium"/>
+          <w:color w:val="000000"/>
+          <w:lang w:eastAsia="en-GB" w:bidi="he-IL"/>
+        </w:rPr>
+        <w:t xml:space="preserve"> </w:t>
+      </w:r>
+      <w:r>
+        <w:rPr>
+          <w:rFonts w:ascii="Gentium" w:hAnsi="Gentium" w:cs="Gentium"/>
+          <w:b/>
+          <w:bCs/>
+          <w:color w:val="0070C0"/>
+          <w:vertAlign w:val="superscript"/>
+          <w:lang w:eastAsia="en-GB" w:bidi="he-IL"/>
+        </w:rPr>
+        <w:t>6</w:t>
+      </w:r>
+      <w:r>
+        <w:rPr>
+          <w:rFonts w:ascii="Gentium" w:hAnsi="Gentium" w:cs="Gentium"/>
+          <w:color w:val="0070C0"/>
+          <w:lang w:eastAsia="en-GB" w:bidi="he-IL"/>
+        </w:rPr>
+        <w:t> </w:t>
+      </w:r>
+      <w:r>
+        <w:rPr>
+          <w:rFonts w:ascii="Gentium" w:hAnsi="Gentium" w:cs="Gentium"/>
+          <w:color w:val="000000"/>
+          <w:lang w:eastAsia="en-GB" w:bidi="he-IL"/>
+        </w:rPr>
+        <w:t>But when there came a famine Abraham removed into Egypt with all his household, and dwelt there, and the king of Egypt took his wife in marriage, Abraham having said that she was his sister.</w:t>
+      </w:r>
+      <w:r>
+        <w:rPr>
+          <w:rFonts w:ascii="Gentium" w:hAnsi="Gentium" w:cs="Gentium"/>
+          <w:color w:val="000000"/>
+          <w:lang w:eastAsia="en-GB" w:bidi="he-IL"/>
+        </w:rPr>
+        <w:t xml:space="preserve"> </w:t>
+      </w:r>
+      <w:r>
+        <w:rPr>
+          <w:rFonts w:ascii="Gentium" w:hAnsi="Gentium" w:cs="Gentium"/>
+          <w:b/>
+          <w:bCs/>
+          <w:color w:val="0070C0"/>
+          <w:vertAlign w:val="superscript"/>
+          <w:lang w:eastAsia="en-GB" w:bidi="he-IL"/>
+        </w:rPr>
+        <w:t>7</w:t>
+      </w:r>
+      <w:r>
+        <w:rPr>
+          <w:rFonts w:ascii="Gentium" w:hAnsi="Gentium" w:cs="Gentium"/>
+          <w:color w:val="0070C0"/>
+          <w:lang w:eastAsia="en-GB" w:bidi="he-IL"/>
+        </w:rPr>
+        <w:t> </w:t>
+      </w:r>
+      <w:r>
+        <w:rPr>
+          <w:rFonts w:ascii="Gentium" w:hAnsi="Gentium" w:cs="Gentium"/>
+          <w:color w:val="000000"/>
+          <w:lang w:eastAsia="en-GB" w:bidi="he-IL"/>
+        </w:rPr>
+        <w:t>He also related fully that the king was unable to consort with her, and that it came to pass that his people and his household were perishing. And</w:t>
+      </w:r>
+      <w:r>
+        <w:rPr>
+          <w:rFonts w:ascii="Gentium" w:hAnsi="Gentium" w:cs="Gentium"/>
+          <w:color w:val="000000"/>
+          <w:lang w:eastAsia="en-GB" w:bidi="he-IL"/>
+        </w:rPr>
+        <w:t>,</w:t>
+      </w:r>
+      <w:r>
+        <w:rPr>
+          <w:rFonts w:ascii="Gentium" w:hAnsi="Gentium" w:cs="Gentium"/>
+          <w:color w:val="000000"/>
+          <w:lang w:eastAsia="en-GB" w:bidi="he-IL"/>
+        </w:rPr>
+        <w:t xml:space="preserve"> when he had called for the soothsayers, they said that the woman was not a widow; and</w:t>
+      </w:r>
+      <w:r>
+        <w:rPr>
+          <w:rFonts w:ascii="Gentium" w:hAnsi="Gentium" w:cs="Gentium"/>
+          <w:color w:val="000000"/>
+          <w:lang w:eastAsia="en-GB" w:bidi="he-IL"/>
+        </w:rPr>
+        <w:t>,</w:t>
+      </w:r>
+      <w:r>
+        <w:rPr>
+          <w:rFonts w:ascii="Gentium" w:hAnsi="Gentium" w:cs="Gentium"/>
+          <w:color w:val="000000"/>
+          <w:lang w:eastAsia="en-GB" w:bidi="he-IL"/>
+        </w:rPr>
+        <w:t xml:space="preserve"> thus</w:t>
+      </w:r>
+      <w:r>
+        <w:rPr>
+          <w:rFonts w:ascii="Gentium" w:hAnsi="Gentium" w:cs="Gentium"/>
+          <w:color w:val="000000"/>
+          <w:lang w:eastAsia="en-GB" w:bidi="he-IL"/>
+        </w:rPr>
+        <w:t>,</w:t>
+      </w:r>
+      <w:r>
+        <w:rPr>
+          <w:rFonts w:ascii="Gentium" w:hAnsi="Gentium" w:cs="Gentium"/>
+          <w:color w:val="000000"/>
+          <w:lang w:eastAsia="en-GB" w:bidi="he-IL"/>
+        </w:rPr>
+        <w:t xml:space="preserve"> the king of Egypt learned that she was Abraham</w:t>
+      </w:r>
+      <w:r>
+        <w:rPr>
+          <w:rFonts w:ascii="Gentium" w:hAnsi="Gentium" w:cs="Gentium"/>
+          <w:color w:val="000000"/>
+          <w:lang w:eastAsia="en-GB" w:bidi="he-IL"/>
+        </w:rPr>
+        <w:t>’</w:t>
+      </w:r>
+      <w:r>
+        <w:rPr>
+          <w:rFonts w:ascii="Gentium" w:hAnsi="Gentium" w:cs="Gentium"/>
+          <w:color w:val="000000"/>
+          <w:lang w:eastAsia="en-GB" w:bidi="he-IL"/>
+        </w:rPr>
+        <w:t>s wife and gave her back to her husband.</w:t>
+      </w:r>
+      <w:r>
+        <w:rPr>
+          <w:rFonts w:ascii="Gentium" w:hAnsi="Gentium" w:cs="Gentium"/>
+          <w:color w:val="000000"/>
+          <w:lang w:eastAsia="en-GB" w:bidi="he-IL"/>
+        </w:rPr>
+        <w:t xml:space="preserve"> </w:t>
+      </w:r>
+      <w:r>
+        <w:rPr>
+          <w:rFonts w:ascii="Gentium" w:hAnsi="Gentium" w:cs="Gentium"/>
+          <w:b/>
+          <w:bCs/>
+          <w:color w:val="0070C0"/>
+          <w:vertAlign w:val="superscript"/>
+          <w:lang w:eastAsia="en-GB" w:bidi="he-IL"/>
+        </w:rPr>
+        <w:t>8</w:t>
+      </w:r>
+      <w:r>
+        <w:rPr>
+          <w:rFonts w:ascii="Gentium" w:hAnsi="Gentium" w:cs="Gentium"/>
+          <w:color w:val="0070C0"/>
+          <w:lang w:eastAsia="en-GB" w:bidi="he-IL"/>
+        </w:rPr>
+        <w:t> </w:t>
+      </w:r>
+      <w:r>
+        <w:rPr>
+          <w:rFonts w:ascii="Gentium" w:hAnsi="Gentium" w:cs="Gentium"/>
+          <w:color w:val="000000"/>
+          <w:lang w:eastAsia="en-GB" w:bidi="he-IL"/>
+        </w:rPr>
+        <w:t>And Abraham dwelt with the Egyptian priests in Heliopolis and taught them many things; and it was he who introduced astronomy and the other sciences to them, saying that the Babylonians and himself had found these things out, but tracing back the first discovery to Enoch, and saying that he, and not the Egyptians, had first invented astrology.</w:t>
+      </w:r>
+      <w:r>
+        <w:rPr>
+          <w:rFonts w:ascii="Gentium" w:hAnsi="Gentium" w:cs="Gentium"/>
+          <w:color w:val="000000"/>
+          <w:lang w:eastAsia="en-GB" w:bidi="he-IL"/>
+        </w:rPr>
+        <w:t xml:space="preserve"> </w:t>
+      </w:r>
+      <w:r>
+        <w:rPr>
+          <w:rFonts w:ascii="Gentium" w:hAnsi="Gentium" w:cs="Gentium"/>
+          <w:b/>
+          <w:bCs/>
+          <w:color w:val="0070C0"/>
+          <w:vertAlign w:val="superscript"/>
+          <w:lang w:eastAsia="en-GB" w:bidi="he-IL"/>
+        </w:rPr>
+        <w:t>9</w:t>
+      </w:r>
+      <w:r>
+        <w:rPr>
+          <w:rFonts w:ascii="Gentium" w:hAnsi="Gentium" w:cs="Gentium"/>
+          <w:color w:val="0070C0"/>
+          <w:lang w:eastAsia="en-GB" w:bidi="he-IL"/>
+        </w:rPr>
+        <w:t> </w:t>
+      </w:r>
+      <w:r>
+        <w:rPr>
+          <w:rFonts w:ascii="Gentium" w:hAnsi="Gentium" w:cs="Gentium"/>
+          <w:color w:val="000000"/>
+          <w:lang w:eastAsia="en-GB" w:bidi="he-IL"/>
+        </w:rPr>
+        <w:t>For</w:t>
+      </w:r>
+      <w:r>
+        <w:rPr>
+          <w:rFonts w:ascii="Gentium" w:hAnsi="Gentium" w:cs="Gentium"/>
+          <w:color w:val="000000"/>
+          <w:lang w:eastAsia="en-GB" w:bidi="he-IL"/>
+        </w:rPr>
+        <w:t>,</w:t>
+      </w:r>
+      <w:r>
+        <w:rPr>
+          <w:rFonts w:ascii="Gentium" w:hAnsi="Gentium" w:cs="Gentium"/>
+          <w:color w:val="000000"/>
+          <w:lang w:eastAsia="en-GB" w:bidi="he-IL"/>
+        </w:rPr>
+        <w:t xml:space="preserve"> the Babylonians say that the first man was Belus, who is Kronos; and that of him was born a son Belus, and Chanaan; and that this Chanaan begat the father of the Phoenicians, and that his son was Churn, who is called by the Greeks Asbolus, and is father of the </w:t>
+      </w:r>
+      <w:r>
+        <w:rPr>
+          <w:rFonts w:ascii="Gentium" w:hAnsi="Gentium" w:cs="Gentium"/>
+          <w:color w:val="000000"/>
+          <w:lang w:eastAsia="en-GB" w:bidi="he-IL"/>
+        </w:rPr>
+        <w:t>Ethiopians</w:t>
+      </w:r>
+      <w:r>
+        <w:rPr>
+          <w:rFonts w:ascii="Gentium" w:hAnsi="Gentium" w:cs="Gentium"/>
+          <w:color w:val="000000"/>
+          <w:lang w:eastAsia="en-GB" w:bidi="he-IL"/>
+        </w:rPr>
+        <w:t>, and a brother of Mestraim the father of the Egyptians. But the Greeks say that Atlas invented astrology, and that Atlas is the same as Enoch</w:t>
+      </w:r>
+      <w:r>
+        <w:rPr>
+          <w:rFonts w:ascii="Gentium" w:hAnsi="Gentium" w:cs="Gentium"/>
+          <w:color w:val="000000"/>
+          <w:lang w:eastAsia="en-GB" w:bidi="he-IL"/>
+        </w:rPr>
+        <w:t xml:space="preserve">, </w:t>
+      </w:r>
+      <w:r>
+        <w:rPr>
+          <w:rFonts w:ascii="Gentium" w:hAnsi="Gentium" w:cs="Gentium"/>
+          <w:color w:val="000000"/>
+          <w:lang w:eastAsia="en-GB" w:bidi="he-IL"/>
+        </w:rPr>
+        <w:t>and that Enoch had a son Methuselah, who learned all things through angels of God, and thus we gained our knowledge.</w:t>
+      </w:r>
+    </w:p>
+    <w:p>
+      <w:pPr>
+        <w:keepNext/>
+        <w:widowControl w:val="0"/>
+        <w:shd w:val="clear" w:color="auto" w:fill="FFFFFF"/>
+        <w:spacing w:before="120"/>
+        <w:jc w:val="center"/>
+        <w:rPr>
+          <w:rFonts w:ascii="Gentium" w:hAnsi="Gentium" w:cs="Gentium"/>
+          <w:b/>
+          <w:bCs/>
+          <w:sz w:val="28"/>
+          <w:szCs w:val="28"/>
+          <w:lang w:eastAsia="en-GB" w:bidi="he-IL"/>
+        </w:rPr>
+        <w:sectPr>
+          <w:type w:val="continuous"/>
+          <w:pgSz w:w="16838" w:h="11906" w:orient="landscape"/>
+          <w:pgMar w:top="1418" w:right="1418" w:bottom="1418" w:left="1418" w:header="0" w:footer="0" w:gutter="0"/>
+          <w:cols w:space="720"/>
+          <w:formProt w:val="0"/>
+          <w:docGrid w:linePitch="360"/>
+        </w:sectPr>
+      </w:pPr>
+    </w:p>
+    <w:p>
+      <w:pPr>
+        <w:keepNext/>
+        <w:widowControl w:val="0"/>
+        <w:shd w:val="clear" w:color="auto" w:fill="FFFFFF"/>
+        <w:spacing w:before="120"/>
+        <w:jc w:val="center"/>
+        <w:rPr>
+          <w:rFonts w:ascii="Gentium" w:hAnsi="Gentium" w:cs="Gentium"/>
+          <w:b/>
+          <w:bCs/>
+          <w:sz w:val="28"/>
+          <w:szCs w:val="28"/>
+          <w:lang w:eastAsia="en-GB" w:bidi="he-IL"/>
+        </w:rPr>
+      </w:pPr>
+      <w:r>
+        <w:rPr>
+          <w:rFonts w:ascii="Gentium" w:hAnsi="Gentium" w:cs="Gentium"/>
+          <w:b/>
+          <w:bCs/>
+          <w:sz w:val="28"/>
+          <w:szCs w:val="28"/>
+          <w:lang w:eastAsia="en-GB" w:bidi="he-IL"/>
+        </w:rPr>
+        <w:t>Spurious Fragment B</w:t>
+      </w:r>
+    </w:p>
+    <w:p>
+      <w:pPr>
+        <w:keepNext/>
+        <w:widowControl w:val="0"/>
+        <w:shd w:val="clear" w:color="auto" w:fill="FFFFFF"/>
+        <w:spacing w:before="60"/>
+        <w:jc w:val="center"/>
+        <w:rPr>
+          <w:rFonts w:ascii="Gentium" w:hAnsi="Gentium" w:cs="Gentium"/>
+          <w:i/>
+          <w:iCs/>
+          <w:smallCaps/>
+          <w:sz w:val="26"/>
+          <w:szCs w:val="26"/>
+          <w:u w:val="single" w:color="00B050"/>
+        </w:rPr>
+      </w:pPr>
+      <w:r>
+        <w:rPr>
+          <w:rFonts w:ascii="Gentium" w:hAnsi="Gentium" w:cs="Gentium"/>
+          <w:i/>
+          <w:iCs/>
+          <w:smallCaps/>
+          <w:sz w:val="26"/>
+          <w:szCs w:val="26"/>
+          <w:u w:val="single" w:color="00B050"/>
+        </w:rPr>
+        <w:t xml:space="preserve">Eusebius, Praep. Evang. </w:t>
+      </w:r>
+      <w:r>
+        <w:rPr>
+          <w:rFonts w:ascii="Gentium" w:hAnsi="Gentium" w:cs="Gentium"/>
+          <w:i/>
+          <w:iCs/>
+          <w:smallCaps/>
+          <w:sz w:val="26"/>
+          <w:szCs w:val="26"/>
+          <w:u w:val="single" w:color="00B050"/>
+        </w:rPr>
+        <w:t>9.18.2</w:t>
+      </w:r>
+    </w:p>
+    <w:p>
+      <w:pPr>
+        <w:keepNext/>
+        <w:widowControl w:val="0"/>
+        <w:shd w:val="clear" w:color="auto" w:fill="FFFFFF"/>
+        <w:jc w:val="center"/>
+        <w:rPr>
+          <w:rFonts w:ascii="Gentium" w:hAnsi="Gentium" w:cs="Gentium"/>
+          <w:b/>
+          <w:bCs/>
+          <w:smallCaps/>
+          <w:sz w:val="28"/>
+          <w:szCs w:val="28"/>
+          <w:lang w:eastAsia="en-GB" w:bidi="he-IL"/>
+        </w:rPr>
+      </w:pPr>
+      <w:r>
+        <w:rPr>
+          <w:rFonts w:ascii="Gentium" w:hAnsi="Gentium" w:cs="Gentium"/>
+          <w:i/>
+          <w:iCs/>
+          <w:color w:val="7030A0"/>
+          <w:sz w:val="26"/>
+          <w:szCs w:val="26"/>
+          <w:u w:color="00B050"/>
+        </w:rPr>
+        <w:t>[Translation is that of E.H. Gifford, 1903.]</w:t>
+      </w:r>
+    </w:p>
+    <w:p>
+      <w:pPr>
+        <w:shd w:val="clear" w:color="auto" w:fill="FFFFFF"/>
+        <w:suppressAutoHyphens w:val="0"/>
+        <w:spacing w:before="120"/>
+        <w:jc w:val="center"/>
+        <w:rPr>
+          <w:rFonts w:ascii="Gentium" w:hAnsi="Gentium" w:cs="Gentium"/>
+          <w:smallCaps/>
+          <w:color w:val="000000"/>
+          <w:lang w:eastAsia="en-GB" w:bidi="he-IL"/>
+        </w:rPr>
+      </w:pPr>
+      <w:r>
+        <w:rPr>
+          <w:rFonts w:ascii="Gentium" w:hAnsi="Gentium" w:cs="Gentium"/>
+          <w:smallCaps/>
+          <w:color w:val="000000"/>
+          <w:lang w:eastAsia="en-GB" w:bidi="he-IL"/>
+        </w:rPr>
+        <w:t>[Eupolemus concerning Solomon]</w:t>
+      </w:r>
+    </w:p>
+    <w:p>
+      <w:pPr>
+        <w:shd w:val="clear" w:color="auto" w:fill="FFFFFF"/>
+        <w:suppressAutoHyphens w:val="0"/>
+        <w:spacing w:before="60"/>
+        <w:jc w:val="both"/>
+        <w:rPr>
+          <w:rFonts w:ascii="Gentium" w:hAnsi="Gentium" w:cs="Gentium"/>
+          <w:color w:val="000000"/>
+          <w:lang w:eastAsia="en-GB" w:bidi="he-IL"/>
+        </w:rPr>
+      </w:pPr>
+      <w:r>
+        <w:rPr>
+          <w:rFonts w:ascii="Gentium" w:hAnsi="Gentium" w:cs="Gentium"/>
+          <w:b/>
+          <w:bCs/>
+          <w:color w:val="0070C0"/>
+          <w:vertAlign w:val="superscript"/>
+          <w:lang w:eastAsia="en-GB" w:bidi="he-IL"/>
+        </w:rPr>
+        <w:t>2</w:t>
+      </w:r>
+      <w:r>
+        <w:rPr>
+          <w:rFonts w:ascii="Gentium" w:hAnsi="Gentium" w:cs="Gentium"/>
+          <w:color w:val="0070C0"/>
+          <w:lang w:eastAsia="en-GB" w:bidi="he-IL"/>
+        </w:rPr>
+        <w:t xml:space="preserve"> </w:t>
+      </w:r>
+      <w:r>
+        <w:rPr>
+          <w:rFonts w:ascii="Gentium" w:hAnsi="Gentium" w:cs="Gentium"/>
+          <w:color w:val="000000"/>
+          <w:lang w:eastAsia="en-GB" w:bidi="he-IL"/>
+        </w:rPr>
+        <w:t xml:space="preserve">In certain anonymous works, however, we found that Abraham traced </w:t>
+      </w:r>
+      <w:r>
+        <w:rPr>
+          <w:rFonts w:ascii="Gentium" w:hAnsi="Gentium" w:cs="Gentium"/>
+          <w:color w:val="000000"/>
+          <w:lang w:eastAsia="en-GB" w:bidi="he-IL"/>
+        </w:rPr>
+        <w:t>b</w:t>
+      </w:r>
+      <w:r>
+        <w:rPr>
+          <w:rFonts w:ascii="Gentium" w:hAnsi="Gentium" w:cs="Gentium"/>
+          <w:color w:val="000000"/>
+          <w:lang w:eastAsia="en-GB" w:bidi="he-IL"/>
+        </w:rPr>
+        <w:t xml:space="preserve">ack his origin to the giants, and that </w:t>
+      </w:r>
+      <w:r>
+        <w:rPr>
+          <w:rFonts w:ascii="Gentium" w:hAnsi="Gentium" w:cs="Gentium"/>
+          <w:color w:val="000000"/>
+          <w:lang w:eastAsia="en-GB" w:bidi="he-IL"/>
+        </w:rPr>
+        <w:t>those</w:t>
+      </w:r>
+      <w:r>
+        <w:rPr>
+          <w:rFonts w:ascii="Gentium" w:hAnsi="Gentium" w:cs="Gentium"/>
+          <w:color w:val="000000"/>
+          <w:lang w:eastAsia="en-GB" w:bidi="he-IL"/>
+        </w:rPr>
+        <w:t xml:space="preserve"> dwelling in Babylonia were destroyed by the gods for their impiety; but that one of them, named Belus, escaped death and settled in Babylon, and lived in a tower </w:t>
+      </w:r>
+      <w:r>
+        <w:rPr>
+          <w:rFonts w:ascii="Gentium" w:hAnsi="Gentium" w:cs="Gentium"/>
+          <w:color w:val="000000"/>
+          <w:lang w:eastAsia="en-GB" w:bidi="he-IL"/>
+        </w:rPr>
+        <w:t>that</w:t>
+      </w:r>
+      <w:r>
+        <w:rPr>
+          <w:rFonts w:ascii="Gentium" w:hAnsi="Gentium" w:cs="Gentium"/>
+          <w:color w:val="000000"/>
+          <w:lang w:eastAsia="en-GB" w:bidi="he-IL"/>
+        </w:rPr>
+        <w:t xml:space="preserve"> he had built, and which was called Belus from the Belus who built it</w:t>
+      </w:r>
+      <w:r>
+        <w:rPr>
+          <w:rFonts w:ascii="Gentium" w:hAnsi="Gentium" w:cs="Gentium"/>
+          <w:color w:val="000000"/>
+          <w:lang w:eastAsia="en-GB" w:bidi="he-IL"/>
+        </w:rPr>
+        <w:t>;</w:t>
+      </w:r>
+      <w:r>
+        <w:rPr>
+          <w:rFonts w:ascii="Gentium" w:hAnsi="Gentium" w:cs="Gentium"/>
+          <w:color w:val="000000"/>
+          <w:lang w:eastAsia="en-GB" w:bidi="he-IL"/>
+        </w:rPr>
+        <w:t xml:space="preserve"> and that Abraham</w:t>
+      </w:r>
+      <w:r>
+        <w:rPr>
+          <w:rFonts w:ascii="Gentium" w:hAnsi="Gentium" w:cs="Gentium"/>
+          <w:color w:val="000000"/>
+          <w:lang w:eastAsia="en-GB" w:bidi="he-IL"/>
+        </w:rPr>
+        <w:t>,</w:t>
+      </w:r>
+      <w:r>
+        <w:rPr>
+          <w:rFonts w:ascii="Gentium" w:hAnsi="Gentium" w:cs="Gentium"/>
+          <w:color w:val="000000"/>
+          <w:lang w:eastAsia="en-GB" w:bidi="he-IL"/>
+        </w:rPr>
+        <w:t xml:space="preserve"> having been instructed in the science of astrology</w:t>
+      </w:r>
+      <w:r>
+        <w:rPr>
+          <w:rFonts w:ascii="Gentium" w:hAnsi="Gentium" w:cs="Gentium"/>
+          <w:color w:val="000000"/>
+          <w:lang w:eastAsia="en-GB" w:bidi="he-IL"/>
+        </w:rPr>
+        <w:t>,</w:t>
+      </w:r>
+      <w:r>
+        <w:rPr>
+          <w:rFonts w:ascii="Gentium" w:hAnsi="Gentium" w:cs="Gentium"/>
+          <w:color w:val="000000"/>
+          <w:lang w:eastAsia="en-GB" w:bidi="he-IL"/>
+        </w:rPr>
+        <w:t xml:space="preserve"> came first into Phoenicia, and taught astrology to the Phoenicians, and afterwards passed on into Egypt.</w:t>
+      </w:r>
+    </w:p>
+    <w:p>
+      <w:pPr>
+        <w:shd w:val="clear" w:color="auto" w:fill="FFFFFF"/>
+        <w:spacing w:before="120"/>
+        <w:jc w:val="both"/>
+        <w:rPr>
+          <w:rFonts w:ascii="Gentium" w:hAnsi="Gentium" w:cs="Gentium"/>
+          <w:color w:val="000000"/>
+          <w:lang w:eastAsia="en-GB" w:bidi="he-IL"/>
+        </w:rPr>
+      </w:pPr>
     </w:p>
     <w:sectPr>
       <w:type w:val="continuous"/>
